--- a/Backend/Director_Disclosure/Output_Disclosures/2024-25/ADANI_RENEWABLE_ENERGY_HOLDING_ONE_LIMITED/DIR-8/DIR8_Vivek_Parikh_10986506.docx
+++ b/Backend/Director_Disclosure/Output_Disclosures/2024-25/ADANI_RENEWABLE_ENERGY_HOLDING_ONE_LIMITED/DIR-8/DIR8_Vivek_Parikh_10986506.docx
@@ -189,7 +189,7 @@
           <w:b w:val="0"/>
           <w:sz w:val="23"/>
         </w:rPr>
-        <w:t>I, VIVEK PARIKH, son/daughter of Mr. {{FATHER_NAME}}, resident of I-501, ICB city , Chandlodia-gota bridge, daskroi , Ahmedabad, Gujarat- 382481, India hereby give notice that I am/was a Director in the following companies during the last three years:-</w:t>
+        <w:t>I, VIVEK PARIKH, son/daughter of Mr. Mr. Shyam Lal Parikh, resident of I-501, ICB city , Chandlodia-gota bridge, daskroi , Ahmedabad, Gujarat- 382481, India hereby give notice that I am/was a Director in the following companies during the last three years:-</w:t>
       </w:r>
     </w:p>
     <w:p>
@@ -340,7 +340,7 @@
                 <w:b w:val="0"/>
                 <w:sz w:val="23"/>
               </w:rPr>
-              <w:t>ADANI RENEWABLE ENERGY HOLDING SEVENTEEN LIMITED</w:t>
+              <w:t>ADANI WIND ENERGY (GUJARAT) PRIVATE LIMITED</w:t>
             </w:r>
           </w:p>
         </w:tc>
@@ -410,7 +410,7 @@
                 <w:b w:val="0"/>
                 <w:sz w:val="23"/>
               </w:rPr>
-              <w:t>ADANI WIND ENERGY (GUJARAT) PRIVATE LIMITED</w:t>
+              <w:t>ADANI RENEWABLE ENERGY HOLDING SEVENTEEN LIMITED</w:t>
             </w:r>
           </w:p>
         </w:tc>
@@ -480,7 +480,7 @@
                 <w:b w:val="0"/>
                 <w:sz w:val="23"/>
               </w:rPr>
-              <w:t>ADANI RENEWABLE ENERGY NINETEEN LIMITED</w:t>
+              <w:t>ADANI RENEWABLE ENERGY TWENTY LIMITED</w:t>
             </w:r>
           </w:p>
         </w:tc>
@@ -550,7 +550,7 @@
                 <w:b w:val="0"/>
                 <w:sz w:val="23"/>
               </w:rPr>
-              <w:t>ADANI SOLAR ENERGY JODHPUR SEVEN LIMITED</w:t>
+              <w:t>ADANI RENEWABLE ENERGY NINETEEN LIMITED</w:t>
             </w:r>
           </w:p>
         </w:tc>
@@ -620,7 +620,7 @@
                 <w:b w:val="0"/>
                 <w:sz w:val="23"/>
               </w:rPr>
-              <w:t>ADANI RENEWABLE ENERGY TWENTY LIMITED</w:t>
+              <w:t>ADANI SOLAR ENERGY JODHPUR SEVEN LIMITED</w:t>
             </w:r>
           </w:p>
         </w:tc>
@@ -1105,7 +1105,7 @@
           <w:b w:val="0"/>
           <w:sz w:val="23"/>
         </w:rPr>
-        <w:t xml:space="preserve">Date: 07th May, 2026</w:t>
+        <w:t xml:space="preserve">Date: 15th May, 2026</w:t>
         <w:tab/>
       </w:r>
     </w:p>

--- a/Backend/Director_Disclosure/Output_Disclosures/2024-25/ADANI_RENEWABLE_ENERGY_HOLDING_ONE_LIMITED/DIR-8/DIR8_Vivek_Parikh_10986506.docx
+++ b/Backend/Director_Disclosure/Output_Disclosures/2024-25/ADANI_RENEWABLE_ENERGY_HOLDING_ONE_LIMITED/DIR-8/DIR8_Vivek_Parikh_10986506.docx
@@ -340,7 +340,7 @@
                 <w:b w:val="0"/>
                 <w:sz w:val="23"/>
               </w:rPr>
-              <w:t>ADANI WIND ENERGY (GUJARAT) PRIVATE LIMITED</w:t>
+              <w:t>ADANI RENEWABLE ENERGY HOLDING SEVENTEEN LIMITED</w:t>
             </w:r>
           </w:p>
         </w:tc>
@@ -410,7 +410,7 @@
                 <w:b w:val="0"/>
                 <w:sz w:val="23"/>
               </w:rPr>
-              <w:t>ADANI RENEWABLE ENERGY HOLDING SEVENTEEN LIMITED</w:t>
+              <w:t>ADANI RENEWABLE ENERGY HOLDING ONE LIMITED</w:t>
             </w:r>
           </w:p>
         </w:tc>
@@ -480,7 +480,7 @@
                 <w:b w:val="0"/>
                 <w:sz w:val="23"/>
               </w:rPr>
-              <w:t>ADANI RENEWABLE ENERGY TWENTY LIMITED</w:t>
+              <w:t>ADANI SOLAR ENERGY BARMER ONE LIMITED</w:t>
             </w:r>
           </w:p>
         </w:tc>
@@ -499,7 +499,7 @@
                 <w:b w:val="0"/>
                 <w:sz w:val="23"/>
               </w:rPr>
-              <w:t>19/06/2025</w:t>
+              <w:t>21/06/2025</w:t>
             </w:r>
           </w:p>
         </w:tc>
@@ -550,7 +550,7 @@
                 <w:b w:val="0"/>
                 <w:sz w:val="23"/>
               </w:rPr>
-              <w:t>ADANI RENEWABLE ENERGY NINETEEN LIMITED</w:t>
+              <w:t>ADANI RENEWABLE ENERGY TWENTY ONE LIMITED</w:t>
             </w:r>
           </w:p>
         </w:tc>
@@ -690,7 +690,7 @@
                 <w:b w:val="0"/>
                 <w:sz w:val="23"/>
               </w:rPr>
-              <w:t>ADANI RENEWABLE ENERGY TWENTY ONE LIMITED</w:t>
+              <w:t>ADANI RENEWABLE ENERGY NINETEEN LIMITED</w:t>
             </w:r>
           </w:p>
         </w:tc>
@@ -779,7 +779,7 @@
                 <w:b w:val="0"/>
                 <w:sz w:val="23"/>
               </w:rPr>
-              <w:t>19/04/2025</w:t>
+              <w:t>19/06/2025</w:t>
             </w:r>
           </w:p>
         </w:tc>
@@ -830,7 +830,7 @@
                 <w:b w:val="0"/>
                 <w:sz w:val="23"/>
               </w:rPr>
-              <w:t>ADANI SOLAR ENERGY BARMER ONE LIMITED</w:t>
+              <w:t>ADANI RENEWABLE ENERGY TWENTY LIMITED</w:t>
             </w:r>
           </w:p>
         </w:tc>
@@ -849,7 +849,7 @@
                 <w:b w:val="0"/>
                 <w:sz w:val="23"/>
               </w:rPr>
-              <w:t>19/04/2025</w:t>
+              <w:t>19/06/2025</w:t>
             </w:r>
           </w:p>
         </w:tc>
@@ -882,76 +882,6 @@
                 <w:sz w:val="23"/>
               </w:rPr>
               <w:t>9</w:t>
-            </w:r>
-          </w:p>
-        </w:tc>
-        <w:tc>
-          <w:tcPr>
-            <w:tcW w:type="dxa" w:w="3864"/>
-          </w:tcPr>
-          <w:p>
-            <w:pPr>
-              <w:spacing w:after="0"/>
-              <w:jc w:val="both"/>
-            </w:pPr>
-            <w:r>
-              <w:rPr>
-                <w:rFonts w:ascii="Adani" w:hAnsi="Adani" w:eastAsia="Adani" w:cs="Adani"/>
-                <w:b w:val="0"/>
-                <w:sz w:val="23"/>
-              </w:rPr>
-              <w:t>ADANI RENEWABLE ENERGY HOLDING ONE LIMITED</w:t>
-            </w:r>
-          </w:p>
-        </w:tc>
-        <w:tc>
-          <w:tcPr>
-            <w:tcW w:type="dxa" w:w="2610"/>
-          </w:tcPr>
-          <w:p>
-            <w:pPr>
-              <w:spacing w:after="0"/>
-              <w:jc w:val="center"/>
-            </w:pPr>
-            <w:r>
-              <w:rPr>
-                <w:rFonts w:ascii="Adani" w:hAnsi="Adani" w:eastAsia="Adani" w:cs="Adani"/>
-                <w:b w:val="0"/>
-                <w:sz w:val="23"/>
-              </w:rPr>
-              <w:t>06/03/2025</w:t>
-            </w:r>
-          </w:p>
-        </w:tc>
-        <w:tc>
-          <w:tcPr>
-            <w:tcW w:type="dxa" w:w="2250"/>
-          </w:tcPr>
-          <w:p>
-            <w:pPr>
-              <w:spacing w:after="0"/>
-              <w:jc w:val="center"/>
-            </w:pPr>
-          </w:p>
-        </w:tc>
-      </w:tr>
-      <w:tr>
-        <w:tc>
-          <w:tcPr>
-            <w:tcW w:type="dxa" w:w="636"/>
-          </w:tcPr>
-          <w:p>
-            <w:pPr>
-              <w:spacing w:after="0"/>
-              <w:ind w:left="360"/>
-            </w:pPr>
-            <w:r>
-              <w:rPr>
-                <w:rFonts w:ascii="Adani" w:hAnsi="Adani" w:eastAsia="Adani" w:cs="Adani"/>
-                <w:b w:val="0"/>
-                <w:sz w:val="23"/>
-              </w:rPr>
-              <w:t>10</w:t>
             </w:r>
           </w:p>
         </w:tc>
@@ -1105,7 +1035,7 @@
           <w:b w:val="0"/>
           <w:sz w:val="23"/>
         </w:rPr>
-        <w:t xml:space="preserve">Date: 15th May, 2026</w:t>
+        <w:t xml:space="preserve">Date: 08th June, 2026</w:t>
         <w:tab/>
       </w:r>
     </w:p>
